--- a/docs/external/Automation-Testing-Platform-Summary.docx
+++ b/docs/external/Automation-Testing-Platform-Summary.docx
@@ -1519,7 +1519,7 @@
       </w:r>
       <w:r>
         <w:rPr/>
-        <w:t xml:space="preserve"> v3.9 ngày 30-08-2026. Mọi con số về giá và chi phí trong tài liệu nội bộ là giả định đang được kiểm chứng, không phải cam kết.</w:t>
+        <w:t xml:space="preserve"> v3.10 ngày 08-09-2026. Mọi con số về giá và chi phí trong tài liệu nội bộ là giả định đang được kiểm chứng, không phải cam kết.</w:t>
       </w:r>
     </w:p>
   </w:body>

--- a/docs/external/Automation-Testing-Platform-Summary.docx
+++ b/docs/external/Automation-Testing-Platform-Summary.docx
@@ -1519,7 +1519,7 @@
       </w:r>
       <w:r>
         <w:rPr/>
-        <w:t xml:space="preserve"> v3.10 ngày 08-09-2026. Mọi con số về giá và chi phí trong tài liệu nội bộ là giả định đang được kiểm chứng, không phải cam kết.</w:t>
+        <w:t xml:space="preserve"> v3.11 ngày 09-09-2026. Mọi con số về giá và chi phí trong tài liệu nội bộ là giả định đang được kiểm chứng, không phải cam kết.</w:t>
       </w:r>
     </w:p>
   </w:body>

--- a/docs/external/Automation-Testing-Platform-Summary.docx
+++ b/docs/external/Automation-Testing-Platform-Summary.docx
@@ -1519,7 +1519,7 @@
       </w:r>
       <w:r>
         <w:rPr/>
-        <w:t xml:space="preserve"> v3.11 ngày 09-09-2026. Mọi con số về giá và chi phí trong tài liệu nội bộ là giả định đang được kiểm chứng, không phải cam kết.</w:t>
+        <w:t xml:space="preserve"> v3.12 ngày 09-09-2026. Mọi con số về giá và chi phí trong tài liệu nội bộ là giả định đang được kiểm chứng, không phải cam kết.</w:t>
       </w:r>
     </w:p>
   </w:body>
